--- a/example_articles/states/Delaware/1.states_Delaware_New_York_Times.docx
+++ b/example_articles/states/Delaware/1.states_Delaware_New_York_Times.docx
@@ -27,17 +27,17 @@
     </w:p>
     <w:p>
       <w:r>
-        <w:t>Source File: NYT/30.DOCX</w:t>
+        <w:t>Source file: NYT/30.DOCX</w:t>
       </w:r>
     </w:p>
     <w:p>
       <w:r>
-        <w:t>Raw locations result: ['Delaware']</w:t>
+        <w:t>Raw locations result, 'locations': ['Delaware']</w:t>
       </w:r>
     </w:p>
     <w:p>
       <w:r>
-        <w:t>states_stand_flat (Standardized): Delaware</w:t>
+        <w:t>Standardized locations result, 'states_stand_flat': Delaware</w:t>
       </w:r>
     </w:p>
     <w:p>

--- a/example_articles/states/Delaware/1.states_Delaware_New_York_Times.docx
+++ b/example_articles/states/Delaware/1.states_Delaware_New_York_Times.docx
@@ -7,7 +7,7 @@
         <w:pStyle w:val="Heading1"/>
       </w:pPr>
       <w:r>
-        <w:t>Wartime Wives, Living in a Shadow of Uncertainty - Correction Appended</w:t>
+        <w:t>A Teardown Builds Up a Delaware Housing Development</w:t>
       </w:r>
     </w:p>
     <w:p>
@@ -17,17 +17,17 @@
     </w:p>
     <w:p>
       <w:r>
-        <w:t>Date: 2009-05-03</w:t>
+        <w:t>Date: 2014-10-22</w:t>
       </w:r>
     </w:p>
     <w:p>
       <w:r>
-        <w:t>Section: Section NJ; Column 0; New Jersey Weekly Desk; Pg. 10; THEATER REVIEW</w:t>
+        <w:t>Section: Section B; Column 0; Business/Financial Desk; Pg. 8; SQUARE FEET</w:t>
       </w:r>
     </w:p>
     <w:p>
       <w:r>
-        <w:t>Source file: NYT/30.DOCX</w:t>
+        <w:t>Source file: NYT/33.DOCX</w:t>
       </w:r>
     </w:p>
     <w:p>
@@ -49,34 +49,70 @@
     </w:p>
     <w:p>
       <w:r>
-        <w:t xml:space="preserve">Reality television's saucy, often spacey ''real housewives''  of Orange County, Atlanta and New York City should sit up and take notice. ''The Housewives of Mannheim'' have come to town -- working-class Brooklyn neighbors, circa 1944.  Single mothers,  their  husbands serving in the military, they struggle with  food rations and black-market haggling, with  rumors of unimaginable atrocities in  Europe and with their own inchoate yearnings for growth and change. </w:t>
+        <w:t>WILMINGTON, Del. -- At the start of the 20th century, a Quaker cotton mill owner established the affordable-housing community the Flats on the west side of this city. Its goal was to provide decent housing. And at the time, it distinguished itself by providing central heating and indoor plumbing.</w:t>
         <w:br/>
-        <w:t xml:space="preserve">  Giving voice to these women whose lives and dreams informed his own youth,  the playwright Alan Brody  exploited his finely tuned ear for dialogue and keen sense of place and time to produce  this deeply satisfying 1995 work. If ''Housewives'' becomes somewhat polemical as Act II unfolds, it  remains engrossing drama.</w:t>
+        <w:t>Today, some residents of the Flats are preparing to move away, though they will be back in a few years, in freshly constructed homes that will be less expensive to heat and cool.</w:t>
         <w:br/>
-        <w:t xml:space="preserve">  New Jersey Repertory Company, under SuzAnne Barabas's sterling direction, is presenting an exquisitely acted production of the play, the first in what Mr. Brody calls his ''Victory Blues Trilogy.''    The title refers to a fictitious painting by Vermeer that figures in the plot;  Ms. Barabas used elements from four of the artist's works to create a collaged image that appears onstage at the end of the play.     </w:t>
+        <w:t>The development, which will eventually replace all 430 homes over the next decade, is expected to help revitalize the neighborhood first brought to life by the mill owner William Poole Bancroft, and bring more tax dollars to the city, said Jeff Flynn, acting director of economic development for Wilmington, Delaware's largest city.</w:t>
         <w:br/>
-        <w:t xml:space="preserve">  ''The Housewives of Mannheim'' captures the yin and yang of everyday living  in  the shadow of a looming catastrophe.  Strains of ''Boogie Woogie Bugle Boy''  are in the air as the period-perfect kitchen of May Black, the vortex around whom the action swirls, comes into view. (Where did  Jessica Parks, the properties manager, ever find those hulking white-enamel appliances, that ancient radio console, the battered cooking utensils that enliven Quinn K. Stone's wonderfully detailed setting?)</w:t>
+        <w:t>''The Flats is integral to the legacy of Mr. Bancroft in the City of Wilmington, and this neighborhood is part of Wilmington's urban fabric,'' Mr. Flynn said in an interview. ''When we're trying to attract people to live in this city, we need to have strong neighborhoods.''</w:t>
         <w:br/>
-        <w:t xml:space="preserve">  The alluring May, played with a luminous ingenuousness by  Phoenix Vaughn, is  chatting with her yenta neighbor, the censorious know-it-all Alice Cohen (Wendy Peace in a spot-on portrayal). Before long, another neighbor, Billie Friedhoff, appears. Smartly dressed in a black fedora and clinging knit ensemble (Patricia E. Doherty's costumes are sensational),  Billie  wastes no time in letting us know  she is one tough cookie. Bad-mouthing her dentist husband,  Irving,  the only spouse of the three women not in the service, she inspires Alice to make a quick exit. Corey Tazmania is moving as   Billie, hardboiled yet heartbreakingly vulnerable. </w:t>
+        <w:t>By continuing to provide affordable housing to working-class families, the Flats will improve Wilmington's ability to sustain a wide cross-section of residents, Mr. Flynn said.</w:t>
         <w:br/>
-        <w:t xml:space="preserve">  May notes that her neighbors, the Kaufmans, have moved out from the apartment across the way. Thinking about her absent husband,  Lenny, she ruefully wonders what she and her friends  will  be like ''when the men get home...how different he'll be, how different I'll be.''</w:t>
+        <w:t>Jamear Jackson expects to move early next year from her two-bedroom row home at the Flats that she shares with her husband and their 5-year-old daughter. Ms. Jackson, 30, and her husband, Fred, together had an income of about $30,000 in 2013.</w:t>
         <w:br/>
-        <w:t xml:space="preserve">  Enter Sophie Birnbaum, a former concert pianist and refugee from the Holocaust  who is settling into the Kaufmans' apartment. Played elegantly with a heady dose of Old World  mystery by Natalie Mosco, Sophie has moved from  Greenwich, Conn.,  where she lived with her husband, who has  recently died.  Sophie becomes a mentor and spiritual guide to the  questing May. Their burgeoning friendship disturbs the  equilibrium of all four women's relationships and is the catalyst for a shocking confrontation between May and Billie that ends Act I.</w:t>
+        <w:t>While it may be disruptive to leave their home of the last four years, Ms. Jackson said that she had no objection and that she was looking forward to moving back to a bigger and more energy-efficient home there in about two years.</w:t>
         <w:br/>
-        <w:t xml:space="preserve">  Mr. Brody studiously works the themes of difference, change and growth as his characters grapple with issues of sexuality and gender identity.  Once Sophie's arrival opens their emotional floodgates,  the ''Mannheim housewives'' are never  the same. With a comforting and upbeat Act II resolution, it would seem that Mr. Brody truly believes in the power of sisterhood to effect healing and catharsis.  </w:t>
+        <w:t>The family expects to pay a little more rent for the new house than their current $645 a month, but they are hoping that lower utility costs in the rebuilt home will result in smaller combined monthly bills.</w:t>
         <w:br/>
-        <w:t xml:space="preserve">  ''The Housewives of Mannheim,''  New Jersey Repertory Company, 179 Broadway, Long Branch, through May 24. Information: (732) 229-3166 or at njrep.org.  </w:t>
+        <w:t>The Flats, overseen by the nonprofit Woodlawn Trustees, has been providing housing for ''people of modest means'' since it was constructed from 1902 to 1913 and is now home to about 1,750 people.</w:t>
+        <w:br/>
+        <w:t>The community, with its tree-lined streets and shared lawns, was a pioneer in the United States in offering inexpensive rental accommodation to anyone, regardless of their affiliation with an employer, said Vernon J. Green, chief operating officer of Woodlawn, a real estate company that directs profits to the provision of affordable housing and the preservation of open space.</w:t>
+        <w:br/>
+        <w:t>While Woodlawn has imposed no strict income requirements on its residents, most earn 30 to 60 percent of average median income in New Castle County, which for a family of four is about $75,000 a year, Mr. Green said.</w:t>
+        <w:br/>
+        <w:t>Woodlawn hired Jonathan Rose Companies, a New York-based real estate developer and consultant to affordable housing and other projects, to write a master plan for the 10-acre site, which is being developed by HDC MidAtlantic, a developer of affordable housing.</w:t>
+        <w:br/>
+        <w:t>Paul Freitag, director of real estate development for Jonathan Rose Companies, said the Flats had distinguished itself from some other affordable housing projects by focusing on common green areas. In addition, the redevelopment plan is unusual in its emphasis on environmental improvements like energy savings and water conservation, Mr. Freitag said.</w:t>
+        <w:br/>
+        <w:t>The Flats has been financially self-sustaining for most of its lifetime, unlike many other affordable housing sites that are subsidized with tax credits or other government support. But the aging of its housing stock, with rising costs for maintenance, means it can no longer pay its own way. The redevelopment will depend on the federal Low Income Housing Tax Credit and other financing sources.</w:t>
+        <w:br/>
+        <w:t>The credit will pay for 60 percent of the $100 million to $120 million cost of rebuilding the complex in seven phases over the next 10 to 15 years, said Rodney A. Lambert, Woodlawn's president and chief executive. Additional help will come from sources including grants and funding from the Delaware State Housing Authority.</w:t>
+        <w:br/>
+        <w:t>The credit will mean that longtime tenants whose earnings have risen over the years will for the first time be subject to a check on their income when they reapply for the new housing. As a result, they may no longer be eligible to live in a community where two-bedroom houses rent for an average of $780 a month and three-bedroom houses cost about $890 a month.</w:t>
+        <w:br/>
+        <w:t>Rents in the complex are significantly cheaper than in the surrounding area of West Wilmington, where a two-bedroom house costs an average of $975 a month and a three-bedroom house typically costs $1,145.</w:t>
+        <w:br/>
+        <w:t>When construction is underway, residents will be housed in units that have been left vacant in anticipation of the redevelopment. Woodlawn will pay for them to move out and move back into newly developed homes.</w:t>
+        <w:br/>
+        <w:t>Ben Price, a neighbor of Ms. Jackson's and a resident of the Flats for the last 14 years, said he was looking forward to the changes. ''It's a positive thing,'' he said. ''It's going to keep me in the area.''</w:t>
+        <w:br/>
+        <w:t>Mr. Price, 63 and retired from housekeeping at a hospital, said he pays about $600 a month in rent for his current house, and is hoping he will be able to afford the new rent.</w:t>
+        <w:br/>
+        <w:t>In the first phase, scheduled to begin early next year, 80 units will be torn down, and 170 people in 63 currently occupied units will be relocated. In place of the demolished structures, 72 units will be built. When all seven phases are complete, the Flats will have 450 new apartments or houses.</w:t>
+        <w:br/>
+        <w:t>Mr. Lambert of Woodlawn said officials considered renovating the existing structures, but concluded that they were too small and energy-inefficient. In houses with little or no insulation, and rudimentary electric heating along baseboards, tenants pay $100 to $200 a month just for utilities, Mr. Lambert said. He estimated that residents would halve their energy bills in the new houses, and that combined rent and utility costs would be lower than at present.</w:t>
+        <w:br/>
+        <w:t>The project will also expand living spaces that may have been acceptable a century ago but are no longer desirable to residents, especially in the younger generation, which has shown more interest in renting homes than buying them.</w:t>
+        <w:br/>
+        <w:t>Master bedrooms in existing units typically measure eight feet by 10 feet; living rooms are often 10 feet by 11 feet; and bathtubs are only 42 inches long, Mr. Lambert said. ''You can barely get a thigh and a leg in there.''</w:t>
+        <w:br/>
+        <w:t>Officials considered building fewer rooms in the existing houses, but that would have converted, for example, a two-bedroom to a one-bedroom, and reduced the overall housing stock by as much as 30 percent. And the occupied buildings would still be obsolete, Mr. Green said.</w:t>
+        <w:br/>
+        <w:t>The agreed solution was to build anew, expanding each unit by 30 percent.</w:t>
+        <w:br/>
+        <w:t>The redeveloped complex will also offer social services like employment training for residents and the outside community.</w:t>
+        <w:br/>
+        <w:t>Jim Kelley, head of direct banking for Capital One, noted the bank's contributions to local revitalization projects and called the redevelopment an important step forward in revitalizing Wilmington's west side.</w:t>
+        <w:br/>
+        <w:t>''It will be a game changer for the residents and for the community,'' he said.</w:t>
+        <w:br/>
+        <w:t>When complete, the project will allow Woodlawn to perpetuate its provision of affordable housing.</w:t>
+        <w:br/>
+        <w:t>''This is our mission,'' Mr. Lambert said. ''We want to do this for another 100 years.''</w:t>
         <w:br/>
         <w:br/>
-        <w:t>http://www.nytimes.com</w:t>
-        <w:br/>
-        <w:t>Correction</w:t>
-        <w:br/>
-        <w:br/>
-        <w:br/>
-        <w:t xml:space="preserve">A theater review and a picture caption last Sunday  about ''The Housewives of Mannheim'' at New Jersey Repertory Company  misspelled the given name of one of the actresses. She is Pheonix Vaughn, not Phoenix. </w:t>
-        <w:br/>
-        <w:t>Correction-Date: May 10, 2009</w:t>
+        <w:t>http://www.nytimes.com/2014/10/22/realestate/commercial/a-teardown-builds-up-a-delaware-housing-development.html</w:t>
         <w:br/>
         <w:br/>
         <w:t>Graphic</w:t>
@@ -84,7 +120,9 @@
         <w:br/>
         <w:t xml:space="preserve"> </w:t>
         <w:br/>
-        <w:t>PHOTO: THE FOUR: Corey Tazmania, Phoenix Vaughn, Wendy Peace, Natalie Mosco.(PHOTOGRAPH BY SUZANNE BARABAS)</w:t>
+        <w:t>PHOTOS: Jamear Jackson, right, visiting with her neighbor Ben Price outside their apartments in the Flats development in Wilmington, Del., which are to be rebuilt.</w:t>
+        <w:br/>
+        <w:t xml:space="preserve"> Backyards in the Flats. Deemed obsolete, the housing will be redeveloped. (PHOTOGRAPHS BY JESSICA KOURKOUNIS FOR THE NEW YORK TIMES)</w:t>
       </w:r>
     </w:p>
     <w:sectPr>
